--- a/cv/DongyoungKim_CV_2019.docx
+++ b/cv/DongyoungKim_CV_2019.docx
@@ -2148,13 +2148,21 @@
               <w:rPr>
                 <w:rFonts w:eastAsia="NanumSquare" w:hint="eastAsia"/>
               </w:rPr>
-              <w:t>건의 국내 특허 출원 중.</w:t>
-            </w:r>
-          </w:p>
-          <w:p>
-            <w:pPr>
-              <w:rPr>
-                <w:rFonts w:eastAsia="NanumSquare" w:hint="eastAsia"/>
+              <w:t>건의 국내 특허 출원 중</w:t>
+            </w:r>
+            <w:bookmarkStart w:id="0" w:name="_GoBack"/>
+            <w:bookmarkEnd w:id="0"/>
+            <w:r>
+              <w:rPr>
+                <w:rFonts w:eastAsia="NanumSquare" w:hint="eastAsia"/>
+              </w:rPr>
+              <w:t>.</w:t>
+            </w:r>
+          </w:p>
+          <w:p>
+            <w:pPr>
+              <w:rPr>
+                <w:rFonts w:eastAsia="NanumSquare"/>
               </w:rPr>
             </w:pPr>
             <w:r>
@@ -2343,7 +2351,21 @@
                 <w:rFonts w:eastAsia="NanumSquare" w:hint="eastAsia"/>
                 <w:b/>
               </w:rPr>
-              <w:t xml:space="preserve">인공신경망을 이용한 조직학 이미지 생성 </w:t>
+              <w:t xml:space="preserve">인공신경망을 이용한 </w:t>
+            </w:r>
+            <w:r>
+              <w:rPr>
+                <w:rFonts w:eastAsia="NanumSquare" w:hint="eastAsia"/>
+                <w:b/>
+              </w:rPr>
+              <w:t xml:space="preserve">의료 영상 </w:t>
+            </w:r>
+            <w:r>
+              <w:rPr>
+                <w:rFonts w:eastAsia="NanumSquare" w:hint="eastAsia"/>
+                <w:b/>
+              </w:rPr>
+              <w:t xml:space="preserve">생성 </w:t>
             </w:r>
             <w:r>
               <w:rPr>
@@ -2364,7 +2386,21 @@
                 <w:rFonts w:eastAsia="NanumSquare"/>
                 <w:b/>
               </w:rPr>
-              <w:t>n-silico histology staining using generative adversarial network).</w:t>
+              <w:t xml:space="preserve">n-silico </w:t>
+            </w:r>
+            <w:r>
+              <w:rPr>
+                <w:rFonts w:eastAsia="NanumSquare"/>
+                <w:b/>
+              </w:rPr>
+              <w:t>medical</w:t>
+            </w:r>
+            <w:r>
+              <w:rPr>
+                <w:rFonts w:eastAsia="NanumSquare"/>
+                <w:b/>
+              </w:rPr>
+              <w:t xml:space="preserve"> staining using generative adversarial network).</w:t>
             </w:r>
           </w:p>
           <w:p>
@@ -2449,14 +2485,14 @@
                 <w:rFonts w:eastAsia="NanumSquare" w:hint="eastAsia"/>
                 <w:b/>
               </w:rPr>
-              <w:t>인공신경망을 통한 고해상도 O</w:t>
-            </w:r>
-            <w:r>
-              <w:rPr>
-                <w:rFonts w:eastAsia="NanumSquare"/>
-                <w:b/>
-              </w:rPr>
-              <w:t xml:space="preserve">CT </w:t>
+              <w:t xml:space="preserve">인공신경망을 통한 고해상도 </w:t>
+            </w:r>
+            <w:r>
+              <w:rPr>
+                <w:rFonts w:eastAsia="NanumSquare" w:hint="eastAsia"/>
+                <w:b/>
+              </w:rPr>
+              <w:t>의료</w:t>
             </w:r>
             <w:r>
               <w:rPr>
@@ -2470,7 +2506,21 @@
                 <w:rFonts w:eastAsia="NanumSquare"/>
                 <w:b/>
               </w:rPr>
-              <w:t>(Generative adversarial network for high definition optical coherent tomography).</w:t>
+              <w:t xml:space="preserve">(Generative adversarial network for high definition </w:t>
+            </w:r>
+            <w:r>
+              <w:rPr>
+                <w:rFonts w:eastAsia="NanumSquare"/>
+                <w:b/>
+              </w:rPr>
+              <w:t>medical imaging</w:t>
+            </w:r>
+            <w:r>
+              <w:rPr>
+                <w:rFonts w:eastAsia="NanumSquare"/>
+                <w:b/>
+              </w:rPr>
+              <w:t>).</w:t>
             </w:r>
           </w:p>
           <w:p>
@@ -2558,14 +2608,14 @@
                 <w:rFonts w:eastAsia="NanumSquare" w:hint="eastAsia"/>
                 <w:b/>
               </w:rPr>
-              <w:t>인공신경망을 통한 초고속 O</w:t>
-            </w:r>
-            <w:r>
-              <w:rPr>
-                <w:rFonts w:eastAsia="NanumSquare"/>
-                <w:b/>
-              </w:rPr>
-              <w:t xml:space="preserve">CT </w:t>
+              <w:t xml:space="preserve">인공신경망을 통한 초고속 </w:t>
+            </w:r>
+            <w:r>
+              <w:rPr>
+                <w:rFonts w:eastAsia="NanumSquare" w:hint="eastAsia"/>
+                <w:b/>
+              </w:rPr>
+              <w:t>의료</w:t>
             </w:r>
             <w:r>
               <w:rPr>
@@ -2593,7 +2643,21 @@
                 <w:rFonts w:eastAsia="NanumSquare"/>
                 <w:b/>
               </w:rPr>
-              <w:t>id optical coherent tomography imaging).</w:t>
+              <w:t xml:space="preserve">id </w:t>
+            </w:r>
+            <w:r>
+              <w:rPr>
+                <w:rFonts w:eastAsia="NanumSquare"/>
+                <w:b/>
+              </w:rPr>
+              <w:t xml:space="preserve">medical </w:t>
+            </w:r>
+            <w:r>
+              <w:rPr>
+                <w:rFonts w:eastAsia="NanumSquare"/>
+                <w:b/>
+              </w:rPr>
+              <w:t>imaging).</w:t>
             </w:r>
           </w:p>
           <w:p>
@@ -2651,8 +2715,6 @@
               </w:rPr>
               <w:t xml:space="preserve"> – </w:t>
             </w:r>
-            <w:bookmarkStart w:id="0" w:name="_GoBack"/>
-            <w:bookmarkEnd w:id="0"/>
             <w:r>
               <w:rPr>
                 <w:rFonts w:eastAsia="NanumSquare" w:hint="eastAsia"/>
@@ -2684,20 +2746,13 @@
               </w:rPr>
               <w:t xml:space="preserve">인공신경망을 통한 </w:t>
             </w:r>
-            <w:r>
-              <w:rPr>
-                <w:rFonts w:eastAsia="NanumSquare" w:hint="eastAsia"/>
-                <w:b/>
-              </w:rPr>
-              <w:t xml:space="preserve">희귀 </w:t>
-            </w:r>
             <w:proofErr w:type="spellStart"/>
             <w:r>
               <w:rPr>
                 <w:rFonts w:eastAsia="NanumSquare" w:hint="eastAsia"/>
                 <w:b/>
               </w:rPr>
-              <w:t>최장암</w:t>
+              <w:t>희귀암</w:t>
             </w:r>
             <w:proofErr w:type="spellEnd"/>
             <w:r>
@@ -2719,7 +2774,7 @@
                 <w:rFonts w:eastAsia="NanumSquare"/>
                 <w:b/>
               </w:rPr>
-              <w:t>Searching extreme rare pancreatic cancer extracellular vesicle in blood plasma using g</w:t>
+              <w:t>Searching extreme rare cancer extracellular vesicle in blood plasma using g</w:t>
             </w:r>
             <w:r>
               <w:rPr>
@@ -2752,41 +2807,6 @@
         </w:tc>
       </w:tr>
     </w:tbl>
-    <w:p>
-      <w:pPr>
-        <w:jc w:val="right"/>
-        <w:rPr>
-          <w:rFonts w:eastAsia="NanumSquare"/>
-        </w:rPr>
-      </w:pPr>
-      <w:r>
-        <w:rPr>
-          <w:rFonts w:eastAsia="NanumSquare" w:hint="eastAsia"/>
-        </w:rPr>
-        <w:t>*P</w:t>
-      </w:r>
-      <w:r>
-        <w:rPr>
-          <w:rFonts w:eastAsia="NanumSquare"/>
-        </w:rPr>
-        <w:t xml:space="preserve">lease visit </w:t>
-      </w:r>
-      <w:hyperlink r:id="rId10" w:history="1">
-        <w:r>
-          <w:rPr>
-            <w:rStyle w:val="Hyperlink"/>
-            <w:rFonts w:eastAsia="NanumSquare"/>
-          </w:rPr>
-          <w:t>http://www.dykim.net</w:t>
-        </w:r>
-      </w:hyperlink>
-      <w:r>
-        <w:rPr>
-          <w:rFonts w:eastAsia="NanumSquare"/>
-        </w:rPr>
-        <w:t xml:space="preserve"> for project details.</w:t>
-      </w:r>
-    </w:p>
     <w:p>
       <w:pPr>
         <w:rPr>
@@ -3962,83 +3982,113 @@
         <w:tblLook w:val="04A0" w:firstRow="1" w:lastRow="0" w:firstColumn="1" w:lastColumn="0" w:noHBand="0" w:noVBand="1"/>
       </w:tblPr>
       <w:tblGrid>
+        <w:gridCol w:w="9350"/>
+      </w:tblGrid>
+      <w:tr>
+        <w:tc>
+          <w:tcPr>
+            <w:tcW w:w="9350" w:type="dxa"/>
+            <w:tcBorders>
+              <w:bottom w:val="single" w:sz="4" w:space="0" w:color="000000" w:themeColor="text1"/>
+            </w:tcBorders>
+            <w:shd w:val="clear" w:color="auto" w:fill="auto"/>
+          </w:tcPr>
+          <w:p>
+            <w:r>
+              <w:rPr>
+                <w:rFonts w:ascii="NanumSquare Bold" w:eastAsia="NanumSquare Bold" w:hAnsi="NanumSquare Bold" w:hint="eastAsia"/>
+                <w:sz w:val="28"/>
+              </w:rPr>
+              <w:t>언어</w:t>
+            </w:r>
+          </w:p>
+        </w:tc>
+      </w:tr>
+      <w:tr>
+        <w:tc>
+          <w:tcPr>
+            <w:tcW w:w="9350" w:type="dxa"/>
+            <w:tcBorders>
+              <w:top w:val="single" w:sz="4" w:space="0" w:color="000000" w:themeColor="text1"/>
+              <w:bottom w:val="single" w:sz="4" w:space="0" w:color="808080"/>
+            </w:tcBorders>
+            <w:shd w:val="clear" w:color="auto" w:fill="auto"/>
+          </w:tcPr>
+          <w:p>
+            <w:pPr>
+              <w:spacing w:after="240"/>
+              <w:rPr>
+                <w:rFonts w:eastAsia="NanumSquare"/>
+              </w:rPr>
+            </w:pPr>
+            <w:r>
+              <w:rPr>
+                <w:rFonts w:eastAsia="NanumSquare"/>
+                <w:b/>
+              </w:rPr>
+              <w:t xml:space="preserve">한국어 </w:t>
+            </w:r>
+            <w:r>
+              <w:rPr>
+                <w:rFonts w:eastAsia="NanumSquare"/>
+              </w:rPr>
+              <w:t>모국어</w:t>
+            </w:r>
+            <w:r>
+              <w:rPr>
+                <w:rFonts w:eastAsia="NanumSquare" w:hint="eastAsia"/>
+              </w:rPr>
+              <w:t xml:space="preserve">, </w:t>
+            </w:r>
+            <w:r>
+              <w:rPr>
+                <w:rFonts w:eastAsia="NanumSquare"/>
+                <w:b/>
+              </w:rPr>
+              <w:t xml:space="preserve">영어 </w:t>
+            </w:r>
+            <w:r>
+              <w:rPr>
+                <w:rFonts w:eastAsia="NanumSquare"/>
+              </w:rPr>
+              <w:t>유창함</w:t>
+            </w:r>
+          </w:p>
+        </w:tc>
+      </w:tr>
+    </w:tbl>
+    <w:p>
+      <w:pPr>
+        <w:rPr>
+          <w:rFonts w:eastAsia="NanumSquare" w:hint="eastAsia"/>
+        </w:rPr>
+      </w:pPr>
+    </w:p>
+    <w:p>
+      <w:pPr>
+        <w:rPr>
+          <w:rFonts w:eastAsia="NanumSquare" w:hint="eastAsia"/>
+        </w:rPr>
+      </w:pPr>
+    </w:p>
+    <w:tbl>
+      <w:tblPr>
+        <w:tblStyle w:val="TableGrid"/>
+        <w:tblW w:w="0" w:type="auto"/>
+        <w:tblBorders>
+          <w:top w:val="none" w:sz="0" w:space="0" w:color="auto"/>
+          <w:left w:val="none" w:sz="0" w:space="0" w:color="auto"/>
+          <w:bottom w:val="none" w:sz="0" w:space="0" w:color="auto"/>
+          <w:right w:val="none" w:sz="0" w:space="0" w:color="auto"/>
+          <w:insideH w:val="none" w:sz="0" w:space="0" w:color="auto"/>
+          <w:insideV w:val="none" w:sz="0" w:space="0" w:color="auto"/>
+        </w:tblBorders>
+        <w:tblLook w:val="04A0" w:firstRow="1" w:lastRow="0" w:firstColumn="1" w:lastColumn="0" w:noHBand="0" w:noVBand="1"/>
+      </w:tblPr>
+      <w:tblGrid>
         <w:gridCol w:w="1843"/>
         <w:gridCol w:w="7507"/>
       </w:tblGrid>
-      <w:tr>
-        <w:tc>
-          <w:tcPr>
-            <w:tcW w:w="9350" w:type="dxa"/>
-            <w:gridSpan w:val="2"/>
-            <w:tcBorders>
-              <w:bottom w:val="single" w:sz="4" w:space="0" w:color="000000" w:themeColor="text1"/>
-            </w:tcBorders>
-            <w:shd w:val="clear" w:color="auto" w:fill="auto"/>
-          </w:tcPr>
-          <w:p>
-            <w:r>
-              <w:rPr>
-                <w:rFonts w:ascii="NanumSquare Bold" w:eastAsia="NanumSquare Bold" w:hAnsi="NanumSquare Bold" w:hint="eastAsia"/>
-                <w:sz w:val="28"/>
-              </w:rPr>
-              <w:t>언어</w:t>
-            </w:r>
-          </w:p>
-        </w:tc>
-      </w:tr>
-      <w:tr>
-        <w:tc>
-          <w:tcPr>
-            <w:tcW w:w="9350" w:type="dxa"/>
-            <w:gridSpan w:val="2"/>
-            <w:tcBorders>
-              <w:top w:val="single" w:sz="4" w:space="0" w:color="000000" w:themeColor="text1"/>
-              <w:bottom w:val="single" w:sz="4" w:space="0" w:color="808080"/>
-            </w:tcBorders>
-            <w:shd w:val="clear" w:color="auto" w:fill="auto"/>
-          </w:tcPr>
-          <w:p>
-            <w:pPr>
-              <w:spacing w:after="240"/>
-              <w:rPr>
-                <w:rFonts w:eastAsia="NanumSquare"/>
-              </w:rPr>
-            </w:pPr>
-            <w:r>
-              <w:rPr>
-                <w:rFonts w:eastAsia="NanumSquare"/>
-                <w:b/>
-              </w:rPr>
-              <w:t xml:space="preserve">한국어 </w:t>
-            </w:r>
-            <w:r>
-              <w:rPr>
-                <w:rFonts w:eastAsia="NanumSquare"/>
-              </w:rPr>
-              <w:t>모국어</w:t>
-            </w:r>
-            <w:r>
-              <w:rPr>
-                <w:rFonts w:eastAsia="NanumSquare" w:hint="eastAsia"/>
-              </w:rPr>
-              <w:t xml:space="preserve">, </w:t>
-            </w:r>
-            <w:r>
-              <w:rPr>
-                <w:rFonts w:eastAsia="NanumSquare"/>
-                <w:b/>
-              </w:rPr>
-              <w:t xml:space="preserve">영어 </w:t>
-            </w:r>
-            <w:r>
-              <w:rPr>
-                <w:rFonts w:eastAsia="NanumSquare"/>
-              </w:rPr>
-              <w:t>유창함</w:t>
-            </w:r>
-          </w:p>
-        </w:tc>
-      </w:tr>
       <w:tr>
         <w:tc>
           <w:tcPr>
@@ -5984,8 +6034,8 @@
     </w:tbl>
     <w:p/>
     <w:sectPr>
-      <w:headerReference w:type="default" r:id="rId11"/>
-      <w:footerReference w:type="default" r:id="rId12"/>
+      <w:headerReference w:type="default" r:id="rId10"/>
+      <w:footerReference w:type="default" r:id="rId11"/>
       <w:pgSz w:w="12240" w:h="15840"/>
       <w:pgMar w:top="1440" w:right="1440" w:bottom="1440" w:left="1440" w:header="708" w:footer="708" w:gutter="0"/>
       <w:cols w:space="708"/>
@@ -7237,7 +7287,7 @@
 </file>
 
 <file path=customXml/itemProps1.xml><?xml version="1.0" encoding="utf-8"?>
-<ds:datastoreItem xmlns:ds="http://schemas.openxmlformats.org/officeDocument/2006/customXml" ds:itemID="{6A6E922B-B2B0-4011-A6F9-F22DC4E78EBC}">
+<ds:datastoreItem xmlns:ds="http://schemas.openxmlformats.org/officeDocument/2006/customXml" ds:itemID="{688CEB2F-77A6-4454-9491-E6E3F9C97750}">
   <ds:schemaRefs>
     <ds:schemaRef ds:uri="http://schemas.openxmlformats.org/officeDocument/2006/bibliography"/>
   </ds:schemaRefs>
